--- a/public/assets/labels/몬스멕타_헤파맥스_표시사항.docx
+++ b/public/assets/labels/몬스멕타_헤파맥스_표시사항.docx
@@ -1901,7 +1901,7 @@
         <w:rPr>
           <w:szCs w:val="22"/>
         </w:rPr>
-        <w:t xml:space="preserve"> ㈜</w:t>
+        <w:t xml:space="preserve"> </w:t>
       </w:r>
       <w:proofErr w:type="spellStart"/>
       <w:r>
